--- a/EXP1/BI1.docx
+++ b/EXP1/BI1.docx
@@ -614,494 +614,10 @@
       </w:pPr>
       <w:r>
         <w:rPr>
-          <w:b/>
-          <w:bCs/>
-          <w:sz w:val="26"/>
-          <w:szCs w:val="26"/>
-          <w:lang w:val="en-IN"/>
-        </w:rPr>
-        <w:t>Step 2</w:t>
-      </w:r>
-      <w:r>
-        <w:rPr>
-          <w:sz w:val="26"/>
-          <w:szCs w:val="26"/>
-          <w:lang w:val="en-IN"/>
-        </w:rPr>
-        <w:t>:</w:t>
-      </w:r>
-      <w:r>
-        <w:rPr>
-          <w:sz w:val="26"/>
-          <w:szCs w:val="26"/>
-          <w:lang w:val="en-IN"/>
-        </w:rPr>
-        <w:t xml:space="preserve"> Import the CSV file: In Power BI Desktop, go to Home &gt; Get Data &gt; Text/CSV, browse to Sales_Data.csv, and load it.</w:t>
-      </w:r>
-    </w:p>
-    <w:p>
-      <w:pPr>
-        <w:pStyle w:val="ListParagraph"/>
-        <w:rPr>
-          <w:sz w:val="26"/>
-          <w:szCs w:val="26"/>
-          <w:lang w:val="en-IN"/>
-        </w:rPr>
-      </w:pPr>
-      <w:r>
-        <w:rPr>
-          <w:b/>
-          <w:bCs/>
-          <w:sz w:val="26"/>
-          <w:szCs w:val="26"/>
-          <w:lang w:val="en-IN"/>
-        </w:rPr>
-        <w:t>Step 3</w:t>
-      </w:r>
-      <w:r>
-        <w:rPr>
-          <w:sz w:val="26"/>
-          <w:szCs w:val="26"/>
-          <w:lang w:val="en-IN"/>
-        </w:rPr>
-        <w:t xml:space="preserve">: </w:t>
-      </w:r>
-      <w:r>
-        <w:rPr>
-          <w:sz w:val="26"/>
-          <w:szCs w:val="26"/>
-          <w:lang w:val="en-IN"/>
-        </w:rPr>
-        <w:t>Import the Excel file: Go to Home &gt; Get Data &gt; Excel Workbook, browse to Employee_DB.xlsx, choose the correct sheet, and load it.</w:t>
-      </w:r>
-    </w:p>
-    <w:p>
-      <w:pPr>
-        <w:pStyle w:val="ListParagraph"/>
-        <w:rPr>
-          <w:sz w:val="26"/>
-          <w:szCs w:val="26"/>
-          <w:lang w:val="en-IN"/>
-        </w:rPr>
-      </w:pPr>
-      <w:r>
-        <w:rPr>
-          <w:b/>
-          <w:bCs/>
-          <w:sz w:val="26"/>
-          <w:szCs w:val="26"/>
-          <w:lang w:val="en-IN"/>
-        </w:rPr>
-        <w:t>Step 4</w:t>
-      </w:r>
-      <w:r>
-        <w:rPr>
-          <w:sz w:val="26"/>
-          <w:szCs w:val="26"/>
-          <w:lang w:val="en-IN"/>
-        </w:rPr>
-        <w:t>:</w:t>
-      </w:r>
-      <w:r>
-        <w:rPr>
-          <w:sz w:val="26"/>
-          <w:szCs w:val="26"/>
-          <w:lang w:val="en-IN"/>
-        </w:rPr>
-        <w:t xml:space="preserve"> Connect to the SQL database: Go to Home &gt; Get Data &gt; SQL Server, enter the server and database details, select the Transactions table, and load it. Once done, check the Data pane on the right to confirm all three sources (CSV, Excel, and SQL) have been successfully imported.</w:t>
-      </w:r>
-    </w:p>
-    <w:p>
-      <w:pPr>
-        <w:pStyle w:val="ListParagraph"/>
-        <w:rPr>
-          <w:sz w:val="26"/>
-          <w:szCs w:val="26"/>
-          <w:lang w:val="en-IN"/>
-        </w:rPr>
-      </w:pPr>
-    </w:p>
-    <w:p>
-      <w:pPr>
-        <w:pStyle w:val="ListParagraph"/>
-        <w:rPr>
-          <w:b/>
-          <w:bCs/>
-          <w:sz w:val="26"/>
-          <w:szCs w:val="26"/>
-          <w:lang w:val="en-IN"/>
-        </w:rPr>
-      </w:pPr>
-      <w:r>
-        <w:rPr>
-          <w:b/>
-          <w:bCs/>
-          <w:sz w:val="26"/>
-          <w:szCs w:val="26"/>
-          <w:lang w:val="en-IN"/>
-        </w:rPr>
-        <w:t>B</w:t>
-      </w:r>
-      <w:r>
-        <w:rPr>
-          <w:b/>
-          <w:bCs/>
-          <w:sz w:val="26"/>
-          <w:szCs w:val="26"/>
-          <w:lang w:val="en-IN"/>
-        </w:rPr>
-        <w:t xml:space="preserve"> - </w:t>
-      </w:r>
-      <w:r>
-        <w:rPr>
-          <w:b/>
-          <w:bCs/>
-          <w:sz w:val="26"/>
-          <w:szCs w:val="26"/>
-          <w:lang w:val="en-IN"/>
-        </w:rPr>
-        <w:t>Data Profiling in Power Query Editor</w:t>
-      </w:r>
-    </w:p>
-    <w:p>
-      <w:pPr>
-        <w:pStyle w:val="ListParagraph"/>
-        <w:rPr>
-          <w:sz w:val="26"/>
-          <w:szCs w:val="26"/>
-          <w:lang w:val="en-IN"/>
-        </w:rPr>
-      </w:pPr>
-      <w:r>
-        <w:rPr>
-          <w:b/>
-          <w:bCs/>
-          <w:sz w:val="26"/>
-          <w:szCs w:val="26"/>
-          <w:lang w:val="en-IN"/>
-        </w:rPr>
-        <w:t>Step 5</w:t>
-      </w:r>
-      <w:r>
-        <w:rPr>
-          <w:sz w:val="26"/>
-          <w:szCs w:val="26"/>
-          <w:lang w:val="en-IN"/>
-        </w:rPr>
-        <w:t>:</w:t>
-      </w:r>
-      <w:r>
-        <w:rPr>
-          <w:sz w:val="26"/>
-          <w:szCs w:val="26"/>
-          <w:lang w:val="en-IN"/>
-        </w:rPr>
-        <w:t xml:space="preserve"> Open Power Query Editor: Navigate to Home &gt; Transform Data.</w:t>
-      </w:r>
-    </w:p>
-    <w:p>
-      <w:pPr>
-        <w:pStyle w:val="ListParagraph"/>
-        <w:rPr>
-          <w:sz w:val="26"/>
-          <w:szCs w:val="26"/>
-          <w:lang w:val="en-IN"/>
-        </w:rPr>
-      </w:pPr>
-      <w:r>
-        <w:rPr>
-          <w:b/>
-          <w:bCs/>
-          <w:sz w:val="26"/>
-          <w:szCs w:val="26"/>
-          <w:lang w:val="en-IN"/>
-        </w:rPr>
-        <w:t>Step 6</w:t>
-      </w:r>
-      <w:r>
-        <w:rPr>
-          <w:sz w:val="26"/>
-          <w:szCs w:val="26"/>
-          <w:lang w:val="en-IN"/>
-        </w:rPr>
-        <w:t xml:space="preserve">: </w:t>
-      </w:r>
-      <w:r>
-        <w:rPr>
-          <w:sz w:val="26"/>
-          <w:szCs w:val="26"/>
-          <w:lang w:val="en-IN"/>
-        </w:rPr>
-        <w:t>Turn on profiling tools: Under the View tab, enable Column Quality, Column Distribution, and Column Profile. Then click through each column one at a time to review the statistics that appear below the data preview grid.</w:t>
-      </w:r>
-    </w:p>
-    <w:p>
-      <w:pPr>
-        <w:pStyle w:val="ListParagraph"/>
-        <w:rPr>
-          <w:sz w:val="26"/>
-          <w:szCs w:val="26"/>
-          <w:lang w:val="en-IN"/>
-        </w:rPr>
-      </w:pPr>
-      <w:r>
-        <w:rPr>
-          <w:b/>
-          <w:bCs/>
-          <w:sz w:val="26"/>
-          <w:szCs w:val="26"/>
-          <w:lang w:val="en-IN"/>
-        </w:rPr>
-        <w:t>Step 7</w:t>
-      </w:r>
-      <w:r>
-        <w:rPr>
-          <w:sz w:val="26"/>
-          <w:szCs w:val="26"/>
-          <w:lang w:val="en-IN"/>
-        </w:rPr>
-        <w:t xml:space="preserve">: </w:t>
-      </w:r>
-      <w:r>
-        <w:rPr>
-          <w:sz w:val="26"/>
-          <w:szCs w:val="26"/>
-          <w:lang w:val="en-IN"/>
-        </w:rPr>
-        <w:t>Record your observations: For every column across all three datasets, note the data type and row count, the null/empty percentage (from Column Quality), the distinct and unique value counts (from Column Distribution), and — for numeric columns — the minimum, maximum, mean, and standard deviation (from Column Profile). Also flag any errors, mismatched data types, or unexpected values along the way.</w:t>
-      </w:r>
-    </w:p>
-    <w:p>
-      <w:pPr>
-        <w:pStyle w:val="ListParagraph"/>
-        <w:rPr>
-          <w:sz w:val="26"/>
-          <w:szCs w:val="26"/>
-          <w:lang w:val="en-IN"/>
-        </w:rPr>
-      </w:pPr>
-    </w:p>
-    <w:p>
-      <w:pPr>
-        <w:pStyle w:val="ListParagraph"/>
-        <w:rPr>
-          <w:b/>
-          <w:bCs/>
-          <w:sz w:val="26"/>
-          <w:szCs w:val="26"/>
-          <w:lang w:val="en-IN"/>
-        </w:rPr>
-      </w:pPr>
-      <w:r>
-        <w:rPr>
-          <w:b/>
-          <w:bCs/>
-          <w:sz w:val="26"/>
-          <w:szCs w:val="26"/>
-          <w:lang w:val="en-IN"/>
-        </w:rPr>
-        <w:t>C</w:t>
-      </w:r>
-      <w:r>
-        <w:rPr>
-          <w:b/>
-          <w:bCs/>
-          <w:sz w:val="26"/>
-          <w:szCs w:val="26"/>
-          <w:lang w:val="en-IN"/>
-        </w:rPr>
-        <w:t xml:space="preserve"> - </w:t>
-      </w:r>
-      <w:r>
-        <w:rPr>
-          <w:b/>
-          <w:bCs/>
-          <w:sz w:val="26"/>
-          <w:szCs w:val="26"/>
-          <w:lang w:val="en-IN"/>
-        </w:rPr>
-        <w:t>Identify and Document Data Quality Issues</w:t>
-      </w:r>
-    </w:p>
-    <w:p>
-      <w:pPr>
-        <w:pStyle w:val="ListParagraph"/>
-        <w:rPr>
-          <w:sz w:val="26"/>
-          <w:szCs w:val="26"/>
-          <w:lang w:val="en-IN"/>
-        </w:rPr>
-      </w:pPr>
-      <w:r>
-        <w:rPr>
-          <w:b/>
-          <w:bCs/>
-          <w:sz w:val="26"/>
-          <w:szCs w:val="26"/>
-          <w:lang w:val="en-IN"/>
-        </w:rPr>
-        <w:t>Step 8</w:t>
-      </w:r>
-      <w:r>
-        <w:rPr>
-          <w:sz w:val="26"/>
-          <w:szCs w:val="26"/>
-          <w:lang w:val="en-IN"/>
-        </w:rPr>
-        <w:t>:</w:t>
-      </w:r>
-      <w:r>
-        <w:rPr>
-          <w:sz w:val="26"/>
-          <w:szCs w:val="26"/>
-          <w:lang w:val="en-IN"/>
-        </w:rPr>
-        <w:t xml:space="preserve"> Spot the issues: Review the profiling results for common red flags — high null/empty counts in key columns, columns with only one unique value, numeric fields that contain text, dates that fall outside a reasonable range (or in the future), and low uniqueness suggesting duplicate records.</w:t>
-      </w:r>
-    </w:p>
-    <w:p>
-      <w:pPr>
-        <w:pStyle w:val="ListParagraph"/>
-        <w:rPr>
-          <w:sz w:val="26"/>
-          <w:szCs w:val="26"/>
-          <w:lang w:val="en-IN"/>
-        </w:rPr>
-      </w:pPr>
-      <w:r>
-        <w:rPr>
-          <w:b/>
-          <w:bCs/>
-          <w:sz w:val="26"/>
-          <w:szCs w:val="26"/>
-          <w:lang w:val="en-IN"/>
-        </w:rPr>
-        <w:t>Step 9</w:t>
-      </w:r>
-      <w:r>
-        <w:rPr>
-          <w:sz w:val="26"/>
-          <w:szCs w:val="26"/>
-          <w:lang w:val="en-IN"/>
-        </w:rPr>
-        <w:t>:</w:t>
-      </w:r>
-      <w:r>
-        <w:rPr>
-          <w:sz w:val="26"/>
-          <w:szCs w:val="26"/>
-          <w:lang w:val="en-IN"/>
-        </w:rPr>
-        <w:t xml:space="preserve"> Document your findings: Pick at least three data quality issues you identified and write down a suitable fix or remediation step for each one.</w:t>
-      </w:r>
-    </w:p>
-    <w:p>
-      <w:pPr>
-        <w:pStyle w:val="ListParagraph"/>
-        <w:rPr>
-          <w:sz w:val="26"/>
-          <w:szCs w:val="26"/>
-          <w:lang w:val="en-IN"/>
-        </w:rPr>
-      </w:pPr>
-    </w:p>
-    <w:p>
-      <w:pPr>
-        <w:pStyle w:val="ListParagraph"/>
-        <w:rPr>
-          <w:sz w:val="26"/>
-          <w:szCs w:val="26"/>
-          <w:lang w:val="en-IN"/>
-        </w:rPr>
-      </w:pPr>
-    </w:p>
-    <w:p>
-      <w:pPr>
-        <w:pStyle w:val="ListParagraph"/>
-        <w:rPr>
-          <w:sz w:val="26"/>
-          <w:szCs w:val="26"/>
-          <w:lang w:val="en-IN"/>
-        </w:rPr>
-      </w:pPr>
-    </w:p>
-    <w:p>
-      <w:pPr>
-        <w:pStyle w:val="ListParagraph"/>
-        <w:rPr>
-          <w:sz w:val="26"/>
-          <w:szCs w:val="26"/>
-          <w:lang w:val="en-IN"/>
-        </w:rPr>
-      </w:pPr>
-    </w:p>
-    <w:p>
-      <w:pPr>
-        <w:pStyle w:val="ListParagraph"/>
-        <w:rPr>
-          <w:sz w:val="26"/>
-          <w:szCs w:val="26"/>
-          <w:lang w:val="en-IN"/>
-        </w:rPr>
-      </w:pPr>
-    </w:p>
-    <w:p>
-      <w:pPr>
-        <w:pStyle w:val="ListParagraph"/>
-        <w:rPr>
-          <w:b/>
-          <w:bCs/>
-        </w:rPr>
-      </w:pPr>
-    </w:p>
-    <w:p>
-      <w:pPr>
-        <w:pStyle w:val="ListParagraph"/>
-        <w:numPr>
-          <w:ilvl w:val="0"/>
-          <w:numId w:val="1"/>
-        </w:numPr>
-        <w:rPr>
-          <w:b/>
-          <w:bCs/>
-          <w:sz w:val="28"/>
-          <w:szCs w:val="28"/>
-        </w:rPr>
-      </w:pPr>
-      <w:r>
-        <w:rPr>
-          <w:b/>
-          <w:bCs/>
-          <w:sz w:val="28"/>
-          <w:szCs w:val="28"/>
-        </w:rPr>
-        <w:t>RESULT</w:t>
-      </w:r>
-    </w:p>
-    <w:p>
-      <w:pPr>
-        <w:pStyle w:val="ListParagraph"/>
-      </w:pPr>
-      <w:r>
-        <w:t>Data was successfully pulled together from three different types of sources</w:t>
-      </w:r>
-      <w:r>
-        <w:t>,</w:t>
-      </w:r>
-      <w:r>
-        <w:t xml:space="preserve"> CSV, Excel, and a SQL database and brought into Microsoft Power BI Desktop for processing. Using the built-in profiling tools in Power Query Editor (Column Quality, Column Distribution, and Column Profile), the datasets were examined for key quality dimensions such as completeness, uniqueness, and validity. Based on this analysis, several data quality issues were identified and documented, along with recommended fixes, ahead of further analysis.</w:t>
-      </w:r>
-    </w:p>
-    <w:p>
-      <w:pPr>
-        <w:pStyle w:val="ListParagraph"/>
-      </w:pPr>
-      <w:r>
-        <w:rPr>
           <w:noProof/>
         </w:rPr>
         <w:drawing>
-          <wp:inline distT="0" distB="0" distL="0" distR="0" wp14:anchorId="6A20CDB9" wp14:editId="6EDA1CA4">
+          <wp:inline distT="0" distB="0" distL="0" distR="0" wp14:anchorId="08E8AC55" wp14:editId="6127FA71">
             <wp:extent cx="6591300" cy="3519170"/>
             <wp:effectExtent l="0" t="0" r="0" b="5080"/>
             <wp:docPr id="954233289" name="Picture 1"/>
@@ -1141,10 +657,516 @@
       <w:pPr>
         <w:pStyle w:val="ListParagraph"/>
         <w:rPr>
-          <w:b/>
-          <w:bCs/>
-          <w:sz w:val="28"/>
-          <w:szCs w:val="28"/>
+          <w:sz w:val="26"/>
+          <w:szCs w:val="26"/>
+          <w:lang w:val="en-IN"/>
+        </w:rPr>
+      </w:pPr>
+      <w:r>
+        <w:rPr>
+          <w:b/>
+          <w:bCs/>
+          <w:sz w:val="26"/>
+          <w:szCs w:val="26"/>
+          <w:lang w:val="en-IN"/>
+        </w:rPr>
+        <w:t>Step 2</w:t>
+      </w:r>
+      <w:r>
+        <w:rPr>
+          <w:sz w:val="26"/>
+          <w:szCs w:val="26"/>
+          <w:lang w:val="en-IN"/>
+        </w:rPr>
+        <w:t>:</w:t>
+      </w:r>
+      <w:r>
+        <w:rPr>
+          <w:sz w:val="26"/>
+          <w:szCs w:val="26"/>
+          <w:lang w:val="en-IN"/>
+        </w:rPr>
+        <w:t xml:space="preserve"> Import the CSV file: In Power BI Desktop, go to Home &gt; Get Data &gt; Text/CSV, browse to Sales_Data.csv, and load it.</w:t>
+      </w:r>
+    </w:p>
+    <w:p>
+      <w:pPr>
+        <w:pStyle w:val="ListParagraph"/>
+        <w:rPr>
+          <w:sz w:val="26"/>
+          <w:szCs w:val="26"/>
+          <w:lang w:val="en-IN"/>
+        </w:rPr>
+      </w:pPr>
+      <w:r>
+        <w:rPr>
+          <w:b/>
+          <w:bCs/>
+          <w:sz w:val="26"/>
+          <w:szCs w:val="26"/>
+          <w:lang w:val="en-IN"/>
+        </w:rPr>
+        <w:t>Step 3</w:t>
+      </w:r>
+      <w:r>
+        <w:rPr>
+          <w:sz w:val="26"/>
+          <w:szCs w:val="26"/>
+          <w:lang w:val="en-IN"/>
+        </w:rPr>
+        <w:t xml:space="preserve">: </w:t>
+      </w:r>
+      <w:r>
+        <w:rPr>
+          <w:sz w:val="26"/>
+          <w:szCs w:val="26"/>
+          <w:lang w:val="en-IN"/>
+        </w:rPr>
+        <w:t>Import the Excel file: Go to Home &gt; Get Data &gt; Excel Workbook, browse to Employee_DB.xlsx, choose the correct sheet, and load it.</w:t>
+      </w:r>
+    </w:p>
+    <w:p>
+      <w:pPr>
+        <w:pStyle w:val="ListParagraph"/>
+        <w:rPr>
+          <w:sz w:val="26"/>
+          <w:szCs w:val="26"/>
+          <w:lang w:val="en-IN"/>
+        </w:rPr>
+      </w:pPr>
+      <w:r>
+        <w:rPr>
+          <w:b/>
+          <w:bCs/>
+          <w:sz w:val="26"/>
+          <w:szCs w:val="26"/>
+          <w:lang w:val="en-IN"/>
+        </w:rPr>
+        <w:t>Step 4</w:t>
+      </w:r>
+      <w:r>
+        <w:rPr>
+          <w:sz w:val="26"/>
+          <w:szCs w:val="26"/>
+          <w:lang w:val="en-IN"/>
+        </w:rPr>
+        <w:t>:</w:t>
+      </w:r>
+      <w:r>
+        <w:rPr>
+          <w:sz w:val="26"/>
+          <w:szCs w:val="26"/>
+          <w:lang w:val="en-IN"/>
+        </w:rPr>
+        <w:t xml:space="preserve"> Connect to the SQL database: Go to Home &gt; Get Data &gt; SQL Server, enter the server and database details, select the Transactions table, and load it. Once done, check the Data pane on the right to confirm all three sources (CSV, Excel, and SQL) have been successfully imported.</w:t>
+      </w:r>
+    </w:p>
+    <w:p>
+      <w:pPr>
+        <w:pStyle w:val="ListParagraph"/>
+        <w:rPr>
+          <w:sz w:val="26"/>
+          <w:szCs w:val="26"/>
+          <w:lang w:val="en-IN"/>
+        </w:rPr>
+      </w:pPr>
+      <w:r>
+        <w:rPr>
+          <w:sz w:val="26"/>
+          <w:szCs w:val="26"/>
+          <w:lang w:val="en-IN"/>
+        </w:rPr>
+        <w:lastRenderedPageBreak/>
+        <w:drawing>
+          <wp:inline distT="0" distB="0" distL="0" distR="0" wp14:anchorId="042D173E" wp14:editId="21CAE901">
+            <wp:extent cx="6522720" cy="3934460"/>
+            <wp:effectExtent l="0" t="0" r="0" b="8890"/>
+            <wp:docPr id="1036993884" name="Picture 1"/>
+            <wp:cNvGraphicFramePr>
+              <a:graphicFrameLocks xmlns:a="http://schemas.openxmlformats.org/drawingml/2006/main" noChangeAspect="1"/>
+            </wp:cNvGraphicFramePr>
+            <a:graphic xmlns:a="http://schemas.openxmlformats.org/drawingml/2006/main">
+              <a:graphicData uri="http://schemas.openxmlformats.org/drawingml/2006/picture">
+                <pic:pic xmlns:pic="http://schemas.openxmlformats.org/drawingml/2006/picture">
+                  <pic:nvPicPr>
+                    <pic:cNvPr id="1036993884" name=""/>
+                    <pic:cNvPicPr/>
+                  </pic:nvPicPr>
+                  <pic:blipFill>
+                    <a:blip r:embed="rId6"/>
+                    <a:stretch>
+                      <a:fillRect/>
+                    </a:stretch>
+                  </pic:blipFill>
+                  <pic:spPr>
+                    <a:xfrm>
+                      <a:off x="0" y="0"/>
+                      <a:ext cx="6522720" cy="3934460"/>
+                    </a:xfrm>
+                    <a:prstGeom prst="rect">
+                      <a:avLst/>
+                    </a:prstGeom>
+                  </pic:spPr>
+                </pic:pic>
+              </a:graphicData>
+            </a:graphic>
+          </wp:inline>
+        </w:drawing>
+      </w:r>
+    </w:p>
+    <w:p>
+      <w:pPr>
+        <w:pStyle w:val="ListParagraph"/>
+        <w:rPr>
+          <w:b/>
+          <w:bCs/>
+          <w:sz w:val="26"/>
+          <w:szCs w:val="26"/>
+          <w:lang w:val="en-IN"/>
+        </w:rPr>
+      </w:pPr>
+      <w:r>
+        <w:rPr>
+          <w:b/>
+          <w:bCs/>
+          <w:sz w:val="26"/>
+          <w:szCs w:val="26"/>
+          <w:lang w:val="en-IN"/>
+        </w:rPr>
+        <w:t>B</w:t>
+      </w:r>
+      <w:r>
+        <w:rPr>
+          <w:b/>
+          <w:bCs/>
+          <w:sz w:val="26"/>
+          <w:szCs w:val="26"/>
+          <w:lang w:val="en-IN"/>
+        </w:rPr>
+        <w:t xml:space="preserve"> - </w:t>
+      </w:r>
+      <w:r>
+        <w:rPr>
+          <w:b/>
+          <w:bCs/>
+          <w:sz w:val="26"/>
+          <w:szCs w:val="26"/>
+          <w:lang w:val="en-IN"/>
+        </w:rPr>
+        <w:t>Data Profiling in Power Query Editor</w:t>
+      </w:r>
+    </w:p>
+    <w:p>
+      <w:pPr>
+        <w:pStyle w:val="ListParagraph"/>
+        <w:rPr>
+          <w:sz w:val="26"/>
+          <w:szCs w:val="26"/>
+          <w:lang w:val="en-IN"/>
+        </w:rPr>
+      </w:pPr>
+      <w:r>
+        <w:rPr>
+          <w:b/>
+          <w:bCs/>
+          <w:sz w:val="26"/>
+          <w:szCs w:val="26"/>
+          <w:lang w:val="en-IN"/>
+        </w:rPr>
+        <w:t>Step 5</w:t>
+      </w:r>
+      <w:r>
+        <w:rPr>
+          <w:sz w:val="26"/>
+          <w:szCs w:val="26"/>
+          <w:lang w:val="en-IN"/>
+        </w:rPr>
+        <w:t>:</w:t>
+      </w:r>
+      <w:r>
+        <w:rPr>
+          <w:sz w:val="26"/>
+          <w:szCs w:val="26"/>
+          <w:lang w:val="en-IN"/>
+        </w:rPr>
+        <w:t xml:space="preserve"> Open Power Query Editor: Navigate to Home &gt; Transform Data.</w:t>
+      </w:r>
+    </w:p>
+    <w:p>
+      <w:pPr>
+        <w:pStyle w:val="ListParagraph"/>
+        <w:rPr>
+          <w:sz w:val="26"/>
+          <w:szCs w:val="26"/>
+          <w:lang w:val="en-IN"/>
+        </w:rPr>
+      </w:pPr>
+      <w:r>
+        <w:rPr>
+          <w:sz w:val="26"/>
+          <w:szCs w:val="26"/>
+          <w:lang w:val="en-IN"/>
+        </w:rPr>
+        <w:lastRenderedPageBreak/>
+        <w:drawing>
+          <wp:inline distT="0" distB="0" distL="0" distR="0" wp14:anchorId="41731AC6" wp14:editId="1563F13A">
+            <wp:extent cx="6568440" cy="5366385"/>
+            <wp:effectExtent l="0" t="0" r="3810" b="5715"/>
+            <wp:docPr id="1751542569" name="Picture 1"/>
+            <wp:cNvGraphicFramePr>
+              <a:graphicFrameLocks xmlns:a="http://schemas.openxmlformats.org/drawingml/2006/main" noChangeAspect="1"/>
+            </wp:cNvGraphicFramePr>
+            <a:graphic xmlns:a="http://schemas.openxmlformats.org/drawingml/2006/main">
+              <a:graphicData uri="http://schemas.openxmlformats.org/drawingml/2006/picture">
+                <pic:pic xmlns:pic="http://schemas.openxmlformats.org/drawingml/2006/picture">
+                  <pic:nvPicPr>
+                    <pic:cNvPr id="1751542569" name=""/>
+                    <pic:cNvPicPr/>
+                  </pic:nvPicPr>
+                  <pic:blipFill>
+                    <a:blip r:embed="rId7"/>
+                    <a:stretch>
+                      <a:fillRect/>
+                    </a:stretch>
+                  </pic:blipFill>
+                  <pic:spPr>
+                    <a:xfrm>
+                      <a:off x="0" y="0"/>
+                      <a:ext cx="6568440" cy="5366385"/>
+                    </a:xfrm>
+                    <a:prstGeom prst="rect">
+                      <a:avLst/>
+                    </a:prstGeom>
+                  </pic:spPr>
+                </pic:pic>
+              </a:graphicData>
+            </a:graphic>
+          </wp:inline>
+        </w:drawing>
+      </w:r>
+    </w:p>
+    <w:p>
+      <w:pPr>
+        <w:pStyle w:val="ListParagraph"/>
+        <w:rPr>
+          <w:sz w:val="26"/>
+          <w:szCs w:val="26"/>
+          <w:lang w:val="en-IN"/>
+        </w:rPr>
+      </w:pPr>
+      <w:r>
+        <w:rPr>
+          <w:b/>
+          <w:bCs/>
+          <w:sz w:val="26"/>
+          <w:szCs w:val="26"/>
+          <w:lang w:val="en-IN"/>
+        </w:rPr>
+        <w:t>Step 6</w:t>
+      </w:r>
+      <w:r>
+        <w:rPr>
+          <w:sz w:val="26"/>
+          <w:szCs w:val="26"/>
+          <w:lang w:val="en-IN"/>
+        </w:rPr>
+        <w:t xml:space="preserve">: </w:t>
+      </w:r>
+      <w:r>
+        <w:rPr>
+          <w:sz w:val="26"/>
+          <w:szCs w:val="26"/>
+          <w:lang w:val="en-IN"/>
+        </w:rPr>
+        <w:t>Turn on profiling tools: Under the View tab, enable Column Quality, Column Distribution, and Column Profile. Then click through each column one at a time to review the statistics that appear below the data preview grid.</w:t>
+      </w:r>
+    </w:p>
+    <w:p>
+      <w:pPr>
+        <w:pStyle w:val="ListParagraph"/>
+        <w:rPr>
+          <w:sz w:val="26"/>
+          <w:szCs w:val="26"/>
+          <w:lang w:val="en-IN"/>
+        </w:rPr>
+      </w:pPr>
+      <w:r>
+        <w:rPr>
+          <w:b/>
+          <w:bCs/>
+          <w:sz w:val="26"/>
+          <w:szCs w:val="26"/>
+          <w:lang w:val="en-IN"/>
+        </w:rPr>
+        <w:t>Step 7</w:t>
+      </w:r>
+      <w:r>
+        <w:rPr>
+          <w:sz w:val="26"/>
+          <w:szCs w:val="26"/>
+          <w:lang w:val="en-IN"/>
+        </w:rPr>
+        <w:t xml:space="preserve">: </w:t>
+      </w:r>
+      <w:r>
+        <w:rPr>
+          <w:sz w:val="26"/>
+          <w:szCs w:val="26"/>
+          <w:lang w:val="en-IN"/>
+        </w:rPr>
+        <w:t>Record your observations: For every column across all three datasets, note the data type and row count, the null/empty percentage (from Column Quality), the distinct and unique value counts (from Column Distribution), and — for numeric columns — the minimum, maximum, mean, and standard deviation (from Column Profile). Also flag any errors, mismatched data types, or unexpected values along the way.</w:t>
+      </w:r>
+    </w:p>
+    <w:p>
+      <w:pPr>
+        <w:pStyle w:val="ListParagraph"/>
+        <w:rPr>
+          <w:sz w:val="26"/>
+          <w:szCs w:val="26"/>
+          <w:lang w:val="en-IN"/>
+        </w:rPr>
+      </w:pPr>
+    </w:p>
+    <w:p>
+      <w:pPr>
+        <w:pStyle w:val="ListParagraph"/>
+        <w:rPr>
+          <w:b/>
+          <w:bCs/>
+          <w:sz w:val="26"/>
+          <w:szCs w:val="26"/>
+          <w:lang w:val="en-IN"/>
+        </w:rPr>
+      </w:pPr>
+      <w:r>
+        <w:rPr>
+          <w:b/>
+          <w:bCs/>
+          <w:sz w:val="26"/>
+          <w:szCs w:val="26"/>
+          <w:lang w:val="en-IN"/>
+        </w:rPr>
+        <w:t>C</w:t>
+      </w:r>
+      <w:r>
+        <w:rPr>
+          <w:b/>
+          <w:bCs/>
+          <w:sz w:val="26"/>
+          <w:szCs w:val="26"/>
+          <w:lang w:val="en-IN"/>
+        </w:rPr>
+        <w:t xml:space="preserve"> - </w:t>
+      </w:r>
+      <w:r>
+        <w:rPr>
+          <w:b/>
+          <w:bCs/>
+          <w:sz w:val="26"/>
+          <w:szCs w:val="26"/>
+          <w:lang w:val="en-IN"/>
+        </w:rPr>
+        <w:t>Identify and Document Data Quality Issues</w:t>
+      </w:r>
+    </w:p>
+    <w:p>
+      <w:pPr>
+        <w:pStyle w:val="ListParagraph"/>
+        <w:rPr>
+          <w:sz w:val="26"/>
+          <w:szCs w:val="26"/>
+          <w:lang w:val="en-IN"/>
+        </w:rPr>
+      </w:pPr>
+      <w:r>
+        <w:rPr>
+          <w:b/>
+          <w:bCs/>
+          <w:sz w:val="26"/>
+          <w:szCs w:val="26"/>
+          <w:lang w:val="en-IN"/>
+        </w:rPr>
+        <w:t>Step 8</w:t>
+      </w:r>
+      <w:r>
+        <w:rPr>
+          <w:sz w:val="26"/>
+          <w:szCs w:val="26"/>
+          <w:lang w:val="en-IN"/>
+        </w:rPr>
+        <w:t>:</w:t>
+      </w:r>
+      <w:r>
+        <w:rPr>
+          <w:sz w:val="26"/>
+          <w:szCs w:val="26"/>
+          <w:lang w:val="en-IN"/>
+        </w:rPr>
+        <w:t xml:space="preserve"> Spot the issues: Review the profiling results for common red flags — high null/empty counts in key columns, columns with only one unique value, numeric fields that contain text, dates that fall outside a reasonable range (or in the future), and low uniqueness suggesting duplicate records.</w:t>
+      </w:r>
+    </w:p>
+    <w:p>
+      <w:pPr>
+        <w:pStyle w:val="ListParagraph"/>
+        <w:jc w:val="center"/>
+        <w:rPr>
+          <w:sz w:val="26"/>
+          <w:szCs w:val="26"/>
+          <w:lang w:val="en-IN"/>
+        </w:rPr>
+      </w:pPr>
+      <w:r>
+        <w:rPr>
+          <w:sz w:val="26"/>
+          <w:szCs w:val="26"/>
+          <w:lang w:val="en-IN"/>
+        </w:rPr>
+        <w:lastRenderedPageBreak/>
+        <w:drawing>
+          <wp:inline distT="0" distB="0" distL="0" distR="0" wp14:anchorId="33BA48FF" wp14:editId="09E2A593">
+            <wp:extent cx="2718435" cy="2179320"/>
+            <wp:effectExtent l="0" t="0" r="5715" b="0"/>
+            <wp:docPr id="1053889233" name="Picture 1"/>
+            <wp:cNvGraphicFramePr>
+              <a:graphicFrameLocks xmlns:a="http://schemas.openxmlformats.org/drawingml/2006/main" noChangeAspect="1"/>
+            </wp:cNvGraphicFramePr>
+            <a:graphic xmlns:a="http://schemas.openxmlformats.org/drawingml/2006/main">
+              <a:graphicData uri="http://schemas.openxmlformats.org/drawingml/2006/picture">
+                <pic:pic xmlns:pic="http://schemas.openxmlformats.org/drawingml/2006/picture">
+                  <pic:nvPicPr>
+                    <pic:cNvPr id="1053889233" name=""/>
+                    <pic:cNvPicPr/>
+                  </pic:nvPicPr>
+                  <pic:blipFill>
+                    <a:blip r:embed="rId8"/>
+                    <a:stretch>
+                      <a:fillRect/>
+                    </a:stretch>
+                  </pic:blipFill>
+                  <pic:spPr>
+                    <a:xfrm>
+                      <a:off x="0" y="0"/>
+                      <a:ext cx="2718822" cy="2179630"/>
+                    </a:xfrm>
+                    <a:prstGeom prst="rect">
+                      <a:avLst/>
+                    </a:prstGeom>
+                  </pic:spPr>
+                </pic:pic>
+              </a:graphicData>
+            </a:graphic>
+          </wp:inline>
+        </w:drawing>
+      </w:r>
+    </w:p>
+    <w:p>
+      <w:pPr>
+        <w:pStyle w:val="ListParagraph"/>
+        <w:jc w:val="center"/>
+        <w:rPr>
+          <w:sz w:val="26"/>
+          <w:szCs w:val="26"/>
+          <w:lang w:val="en-IN"/>
         </w:rPr>
       </w:pPr>
     </w:p>
